--- a/EXPORTS/DOCX/published/niveau2/English/Trade.docx
+++ b/EXPORTS/DOCX/published/niveau2/English/Trade.docx
@@ -463,25 +463,7 @@
           <w:color w:val="000000"/>
           <w:sz w:val="24"/>
         </w:rPr>
-        <w:t>auct</w:t>
-      </w:r>
-      <w:r>
-        <w:rPr>
-          <w:u w:val="single" w:color="0000ff"/>
-          <w:rFonts w:ascii="Charis SIL Regular" w:hAnsi="Charis SIL Regular" w:eastAsia="Charis SIL Regular"/>
-          <w:b w:val="0"/>
-          <w:i w:val="0"/>
-          <w:color w:val="000000"/>
-          <w:sz w:val="24"/>
-        </w:rPr>
-        <w:hyperlink r:id="rId9" w:history="1">
-          <w:r>
-            <w:rPr>
-              <w:rStyle w:val="Hyperlink"/>
-            </w:rPr>
-            <w:t xml:space="preserve">ion houses </w:t>
-          </w:r>
-        </w:hyperlink>
+        <w:t xml:space="preserve">auction houses </w:t>
       </w:r>
       <w:r>
         <w:rPr>
@@ -698,7 +680,7 @@
           <w:sz w:val="24"/>
           <w:u w:val="single"/>
         </w:rPr>
-        <w:hyperlink r:id="rId12" w:history="1">
+        <w:hyperlink r:id="rId10" w:history="1">
           <w:r>
             <w:rPr>
               <w:rStyle w:val="Hyperlink"/>
@@ -763,32 +745,13 @@
       </w:r>
       <w:r>
         <w:rPr>
-          <w:u w:val="single" w:color="0000ff"/>
           <w:rFonts w:ascii="Charis SIL Regular" w:hAnsi="Charis SIL Regular" w:eastAsia="Charis SIL Regular"/>
           <w:b w:val="0"/>
           <w:i w:val="0"/>
           <w:color w:val="000000"/>
           <w:sz w:val="24"/>
         </w:rPr>
-        <w:hyperlink r:id="rId11" w:history="1">
-          <w:r>
-            <w:rPr>
-              <w:rStyle w:val="Hyperlink"/>
-            </w:rPr>
-            <w:t xml:space="preserve"> and</w:t>
-          </w:r>
-        </w:hyperlink>
-      </w:r>
-      <w:r>
-        <w:rPr>
-          <w:u w:val="single" w:color="0000ff"/>
-          <w:rFonts w:ascii="Charis SIL Regular" w:hAnsi="Charis SIL Regular" w:eastAsia="Charis SIL Regular"/>
-          <w:b w:val="0"/>
-          <w:i w:val="0"/>
-          <w:color w:val="000000"/>
-          <w:sz w:val="24"/>
-        </w:rPr>
-        <w:t xml:space="preserve"> </w:t>
+        <w:t xml:space="preserve"> and </w:t>
       </w:r>
       <w:r>
         <w:rPr>
@@ -828,7 +791,7 @@
           <w:sz w:val="24"/>
           <w:u w:val="single"/>
         </w:rPr>
-        <w:hyperlink r:id="rId13" w:history="1">
+        <w:hyperlink r:id="rId11" w:history="1">
           <w:r>
             <w:rPr>
               <w:rStyle w:val="Hyperlink"/>
@@ -875,7 +838,7 @@
           <w:sz w:val="24"/>
           <w:u w:val="single"/>
         </w:rPr>
-        <w:hyperlink r:id="rId13" w:history="1">
+        <w:hyperlink r:id="rId11" w:history="1">
           <w:r>
             <w:rPr>
               <w:rStyle w:val="Hyperlink"/>
@@ -931,7 +894,18 @@
           <w:color w:val="000000"/>
           <w:sz w:val="24"/>
         </w:rPr>
-        <w:t xml:space="preserve">Hague, the stores </w:t>
+        <w:t>Hague, the stor</w:t>
+      </w:r>
+      <w:r>
+        <w:rPr>
+          <w:u w:val="single" w:color="0000ff"/>
+          <w:rFonts w:ascii="Charis SIL Regular" w:hAnsi="Charis SIL Regular" w:eastAsia="Charis SIL Regular"/>
+          <w:b w:val="0"/>
+          <w:i w:val="0"/>
+          <w:color w:val="000000"/>
+          <w:sz w:val="24"/>
+        </w:rPr>
+        <w:t xml:space="preserve">es </w:t>
       </w:r>
       <w:r>
         <w:rPr>
@@ -942,7 +916,7 @@
           <w:sz w:val="24"/>
           <w:u w:val="single"/>
         </w:rPr>
-        <w:hyperlink r:id="rId12" w:history="1">
+        <w:hyperlink r:id="rId14" w:history="1">
           <w:r>
             <w:rPr>
               <w:rStyle w:val="Hyperlink"/>
@@ -960,7 +934,7 @@
           <w:sz w:val="24"/>
           <w:u w:val="single"/>
         </w:rPr>
-        <w:hyperlink r:id="rId12" w:history="1">
+        <w:hyperlink r:id="rId14" w:history="1">
           <w:r>
             <w:rPr>
               <w:rStyle w:val="Hyperlink"/>
@@ -1184,6 +1158,7 @@
       </w:r>
       <w:r>
         <w:rPr>
+          <w:u w:val="single" w:color="0000ff"/>
           <w:rFonts w:ascii="Charis SIL Regular" w:hAnsi="Charis SIL Regular" w:eastAsia="Charis SIL Regular"/>
           <w:b w:val="0"/>
           <w:i w:val="0"/>
@@ -1588,7 +1563,18 @@
           <w:color w:val="000000"/>
           <w:sz w:val="24"/>
         </w:rPr>
-        <w:t xml:space="preserve">, a trading company that operated in </w:t>
+        <w:t>, a trading compan</w:t>
+      </w:r>
+      <w:r>
+        <w:rPr>
+          <w:u w:val="single" w:color="0000ff"/>
+          <w:rFonts w:ascii="Charis SIL Regular" w:hAnsi="Charis SIL Regular" w:eastAsia="Charis SIL Regular"/>
+          <w:b w:val="0"/>
+          <w:i w:val="0"/>
+          <w:color w:val="000000"/>
+          <w:sz w:val="24"/>
+        </w:rPr>
+        <w:t xml:space="preserve">y that operated in </w:t>
       </w:r>
       <w:r>
         <w:rPr>
@@ -1635,7 +1621,7 @@
           <w:sz w:val="24"/>
           <w:u w:val="single"/>
         </w:rPr>
-        <w:hyperlink r:id="rId17" w:history="1">
+        <w:hyperlink r:id="rId16" w:history="1">
           <w:r>
             <w:rPr>
               <w:rStyle w:val="Hyperlink"/>
@@ -1664,7 +1650,7 @@
           <w:sz w:val="24"/>
           <w:u w:val="single"/>
         </w:rPr>
-        <w:hyperlink r:id="rId17" w:history="1">
+        <w:hyperlink r:id="rId16" w:history="1">
           <w:r>
             <w:rPr>
               <w:rStyle w:val="Hyperlink"/>

--- a/EXPORTS/DOCX/published/niveau2/English/Trade.docx
+++ b/EXPORTS/DOCX/published/niveau2/English/Trade.docx
@@ -457,13 +457,38 @@
       </w:r>
       <w:r>
         <w:rPr>
+          <w:u w:val="single" w:color="0000ff"/>
           <w:rFonts w:ascii="Charis SIL Regular" w:hAnsi="Charis SIL Regular" w:eastAsia="Charis SIL Regular"/>
           <w:b w:val="0"/>
           <w:i w:val="0"/>
           <w:color w:val="000000"/>
           <w:sz w:val="24"/>
         </w:rPr>
-        <w:t xml:space="preserve">auction houses </w:t>
+        <w:hyperlink r:id="rId9" w:history="1">
+          <w:r>
+            <w:rPr>
+              <w:rStyle w:val="Hyperlink"/>
+            </w:rPr>
+            <w:t>auct</w:t>
+          </w:r>
+        </w:hyperlink>
+      </w:r>
+      <w:r>
+        <w:rPr>
+          <w:rFonts w:ascii="Charis SIL Regular" w:hAnsi="Charis SIL Regular" w:eastAsia="Charis SIL Regular"/>
+          <w:b w:val="0"/>
+          <w:i w:val="0"/>
+          <w:color w:val="000000"/>
+          <w:sz w:val="24"/>
+        </w:rPr>
+        <w:hyperlink r:id="rId9" w:history="1">
+          <w:r>
+            <w:rPr>
+              <w:rStyle w:val="Hyperlink"/>
+            </w:rPr>
+            <w:t xml:space="preserve">ion houses </w:t>
+          </w:r>
+        </w:hyperlink>
       </w:r>
       <w:r>
         <w:rPr>
@@ -622,7 +647,7 @@
           <w:sz w:val="24"/>
           <w:u w:val="single"/>
         </w:rPr>
-        <w:hyperlink r:id="rId12" w:history="1">
+        <w:hyperlink r:id="rId10" w:history="1">
           <w:r>
             <w:rPr>
               <w:rStyle w:val="Hyperlink"/>
@@ -680,7 +705,7 @@
           <w:sz w:val="24"/>
           <w:u w:val="single"/>
         </w:rPr>
-        <w:hyperlink r:id="rId10" w:history="1">
+        <w:hyperlink r:id="rId12" w:history="1">
           <w:r>
             <w:rPr>
               <w:rStyle w:val="Hyperlink"/>
@@ -745,13 +770,32 @@
       </w:r>
       <w:r>
         <w:rPr>
+          <w:u w:val="single" w:color="0000ff"/>
           <w:rFonts w:ascii="Charis SIL Regular" w:hAnsi="Charis SIL Regular" w:eastAsia="Charis SIL Regular"/>
           <w:b w:val="0"/>
           <w:i w:val="0"/>
           <w:color w:val="000000"/>
           <w:sz w:val="24"/>
         </w:rPr>
-        <w:t xml:space="preserve"> and </w:t>
+        <w:hyperlink r:id="rId11" w:history="1">
+          <w:r>
+            <w:rPr>
+              <w:rStyle w:val="Hyperlink"/>
+            </w:rPr>
+            <w:t xml:space="preserve"> and</w:t>
+          </w:r>
+        </w:hyperlink>
+      </w:r>
+      <w:r>
+        <w:rPr>
+          <w:u w:val="single" w:color="0000ff"/>
+          <w:rFonts w:ascii="Charis SIL Regular" w:hAnsi="Charis SIL Regular" w:eastAsia="Charis SIL Regular"/>
+          <w:b w:val="0"/>
+          <w:i w:val="0"/>
+          <w:color w:val="000000"/>
+          <w:sz w:val="24"/>
+        </w:rPr>
+        <w:t xml:space="preserve"> </w:t>
       </w:r>
       <w:r>
         <w:rPr>
@@ -791,7 +835,7 @@
           <w:sz w:val="24"/>
           <w:u w:val="single"/>
         </w:rPr>
-        <w:hyperlink r:id="rId11" w:history="1">
+        <w:hyperlink r:id="rId13" w:history="1">
           <w:r>
             <w:rPr>
               <w:rStyle w:val="Hyperlink"/>
@@ -838,7 +882,7 @@
           <w:sz w:val="24"/>
           <w:u w:val="single"/>
         </w:rPr>
-        <w:hyperlink r:id="rId11" w:history="1">
+        <w:hyperlink r:id="rId13" w:history="1">
           <w:r>
             <w:rPr>
               <w:rStyle w:val="Hyperlink"/>
@@ -894,18 +938,7 @@
           <w:color w:val="000000"/>
           <w:sz w:val="24"/>
         </w:rPr>
-        <w:t>Hague, the stor</w:t>
-      </w:r>
-      <w:r>
-        <w:rPr>
-          <w:u w:val="single" w:color="0000ff"/>
-          <w:rFonts w:ascii="Charis SIL Regular" w:hAnsi="Charis SIL Regular" w:eastAsia="Charis SIL Regular"/>
-          <w:b w:val="0"/>
-          <w:i w:val="0"/>
-          <w:color w:val="000000"/>
-          <w:sz w:val="24"/>
-        </w:rPr>
-        <w:t xml:space="preserve">es </w:t>
+        <w:t xml:space="preserve">Hague, the stores </w:t>
       </w:r>
       <w:r>
         <w:rPr>
@@ -916,7 +949,7 @@
           <w:sz w:val="24"/>
           <w:u w:val="single"/>
         </w:rPr>
-        <w:hyperlink r:id="rId14" w:history="1">
+        <w:hyperlink r:id="rId12" w:history="1">
           <w:r>
             <w:rPr>
               <w:rStyle w:val="Hyperlink"/>
@@ -934,7 +967,7 @@
           <w:sz w:val="24"/>
           <w:u w:val="single"/>
         </w:rPr>
-        <w:hyperlink r:id="rId14" w:history="1">
+        <w:hyperlink r:id="rId12" w:history="1">
           <w:r>
             <w:rPr>
               <w:rStyle w:val="Hyperlink"/>
@@ -963,7 +996,7 @@
           <w:sz w:val="24"/>
           <w:u w:val="single"/>
         </w:rPr>
-        <w:hyperlink r:id="rId14" w:history="1">
+        <w:hyperlink r:id="rId12" w:history="1">
           <w:r>
             <w:rPr>
               <w:rStyle w:val="Hyperlink"/>
@@ -999,7 +1032,7 @@
           <w:sz w:val="24"/>
           <w:u w:val="single"/>
         </w:rPr>
-        <w:hyperlink r:id="rId14" w:history="1">
+        <w:hyperlink r:id="rId12" w:history="1">
           <w:r>
             <w:rPr>
               <w:rStyle w:val="Hyperlink"/>
@@ -1017,7 +1050,7 @@
           <w:sz w:val="24"/>
           <w:u w:val="single"/>
         </w:rPr>
-        <w:hyperlink r:id="rId14" w:history="1">
+        <w:hyperlink r:id="rId12" w:history="1">
           <w:r>
             <w:rPr>
               <w:rStyle w:val="Hyperlink"/>
@@ -1158,7 +1191,6 @@
       </w:r>
       <w:r>
         <w:rPr>
-          <w:u w:val="single" w:color="0000ff"/>
           <w:rFonts w:ascii="Charis SIL Regular" w:hAnsi="Charis SIL Regular" w:eastAsia="Charis SIL Regular"/>
           <w:b w:val="0"/>
           <w:i w:val="0"/>
@@ -1563,18 +1595,7 @@
           <w:color w:val="000000"/>
           <w:sz w:val="24"/>
         </w:rPr>
-        <w:t>, a trading compan</w:t>
-      </w:r>
-      <w:r>
-        <w:rPr>
-          <w:u w:val="single" w:color="0000ff"/>
-          <w:rFonts w:ascii="Charis SIL Regular" w:hAnsi="Charis SIL Regular" w:eastAsia="Charis SIL Regular"/>
-          <w:b w:val="0"/>
-          <w:i w:val="0"/>
-          <w:color w:val="000000"/>
-          <w:sz w:val="24"/>
-        </w:rPr>
-        <w:t xml:space="preserve">y that operated in </w:t>
+        <w:t xml:space="preserve">, a trading company that operated in </w:t>
       </w:r>
       <w:r>
         <w:rPr>
@@ -1621,7 +1642,7 @@
           <w:sz w:val="24"/>
           <w:u w:val="single"/>
         </w:rPr>
-        <w:hyperlink r:id="rId16" w:history="1">
+        <w:hyperlink r:id="rId17" w:history="1">
           <w:r>
             <w:rPr>
               <w:rStyle w:val="Hyperlink"/>
@@ -1650,7 +1671,7 @@
           <w:sz w:val="24"/>
           <w:u w:val="single"/>
         </w:rPr>
-        <w:hyperlink r:id="rId16" w:history="1">
+        <w:hyperlink r:id="rId17" w:history="1">
           <w:r>
             <w:rPr>
               <w:rStyle w:val="Hyperlink"/>
@@ -1668,7 +1689,7 @@
           <w:sz w:val="24"/>
           <w:u w:val="single"/>
         </w:rPr>
-        <w:hyperlink r:id="rId16" w:history="1">
+        <w:hyperlink r:id="rId17" w:history="1">
           <w:r>
             <w:rPr>
               <w:rStyle w:val="Hyperlink"/>
@@ -1679,31 +1700,13 @@
       </w:r>
       <w:r>
         <w:rPr>
-          <w:u w:val="single" w:color="0000ff"/>
           <w:rFonts w:ascii="Charis SIL Regular" w:hAnsi="Charis SIL Regular" w:eastAsia="Charis SIL Regular"/>
           <w:b w:val="0"/>
           <w:i w:val="0"/>
           <w:color w:val="000000"/>
           <w:sz w:val="24"/>
         </w:rPr>
-        <w:hyperlink r:id="rId16" w:history="1">
-          <w:r>
-            <w:rPr>
-              <w:rStyle w:val="Hyperlink"/>
-            </w:rPr>
-            <w:t>. A large nu</w:t>
-          </w:r>
-        </w:hyperlink>
-      </w:r>
-      <w:r>
-        <w:rPr>
-          <w:rFonts w:ascii="Charis SIL Regular" w:hAnsi="Charis SIL Regular" w:eastAsia="Charis SIL Regular"/>
-          <w:b w:val="0"/>
-          <w:i w:val="0"/>
-          <w:color w:val="000000"/>
-          <w:sz w:val="24"/>
-        </w:rPr>
-        <w:t xml:space="preserve">mber </w:t>
+        <w:t xml:space="preserve">. A large number </w:t>
       </w:r>
       <w:r>
         <w:rPr>

--- a/EXPORTS/DOCX/published/niveau2/English/Trade.docx
+++ b/EXPORTS/DOCX/published/niveau2/English/Trade.docx
@@ -457,38 +457,13 @@
       </w:r>
       <w:r>
         <w:rPr>
-          <w:u w:val="single" w:color="0000ff"/>
           <w:rFonts w:ascii="Charis SIL Regular" w:hAnsi="Charis SIL Regular" w:eastAsia="Charis SIL Regular"/>
           <w:b w:val="0"/>
           <w:i w:val="0"/>
           <w:color w:val="000000"/>
           <w:sz w:val="24"/>
         </w:rPr>
-        <w:hyperlink r:id="rId9" w:history="1">
-          <w:r>
-            <w:rPr>
-              <w:rStyle w:val="Hyperlink"/>
-            </w:rPr>
-            <w:t>auct</w:t>
-          </w:r>
-        </w:hyperlink>
-      </w:r>
-      <w:r>
-        <w:rPr>
-          <w:rFonts w:ascii="Charis SIL Regular" w:hAnsi="Charis SIL Regular" w:eastAsia="Charis SIL Regular"/>
-          <w:b w:val="0"/>
-          <w:i w:val="0"/>
-          <w:color w:val="000000"/>
-          <w:sz w:val="24"/>
-        </w:rPr>
-        <w:hyperlink r:id="rId9" w:history="1">
-          <w:r>
-            <w:rPr>
-              <w:rStyle w:val="Hyperlink"/>
-            </w:rPr>
-            <w:t xml:space="preserve">ion houses </w:t>
-          </w:r>
-        </w:hyperlink>
+        <w:t xml:space="preserve">auction houses </w:t>
       </w:r>
       <w:r>
         <w:rPr>
@@ -499,7 +474,7 @@
           <w:sz w:val="24"/>
           <w:u w:val="single"/>
         </w:rPr>
-        <w:hyperlink r:id="rId9" w:history="1">
+        <w:hyperlink r:id="rId12" w:history="1">
           <w:r>
             <w:rPr>
               <w:rStyle w:val="Hyperlink"/>
@@ -553,7 +528,7 @@
           <w:sz w:val="24"/>
           <w:u w:val="single"/>
         </w:rPr>
-        <w:hyperlink r:id="rId10" w:history="1">
+        <w:hyperlink r:id="rId12" w:history="1">
           <w:r>
             <w:rPr>
               <w:rStyle w:val="Hyperlink"/>
@@ -582,7 +557,7 @@
           <w:sz w:val="24"/>
           <w:u w:val="single"/>
         </w:rPr>
-        <w:hyperlink r:id="rId10" w:history="1">
+        <w:hyperlink r:id="rId12" w:history="1">
           <w:r>
             <w:rPr>
               <w:rStyle w:val="Hyperlink"/>
@@ -600,7 +575,7 @@
           <w:sz w:val="24"/>
           <w:u w:val="single"/>
         </w:rPr>
-        <w:hyperlink r:id="rId10" w:history="1">
+        <w:hyperlink r:id="rId12" w:history="1">
           <w:r>
             <w:rPr>
               <w:rStyle w:val="Hyperlink"/>
@@ -618,7 +593,7 @@
           <w:sz w:val="24"/>
           <w:u w:val="single"/>
         </w:rPr>
-        <w:hyperlink r:id="rId10" w:history="1">
+        <w:hyperlink r:id="rId12" w:history="1">
           <w:r>
             <w:rPr>
               <w:rStyle w:val="Hyperlink"/>
@@ -647,7 +622,7 @@
           <w:sz w:val="24"/>
           <w:u w:val="single"/>
         </w:rPr>
-        <w:hyperlink r:id="rId10" w:history="1">
+        <w:hyperlink r:id="rId12" w:history="1">
           <w:r>
             <w:rPr>
               <w:rStyle w:val="Hyperlink"/>
@@ -770,32 +745,13 @@
       </w:r>
       <w:r>
         <w:rPr>
-          <w:u w:val="single" w:color="0000ff"/>
           <w:rFonts w:ascii="Charis SIL Regular" w:hAnsi="Charis SIL Regular" w:eastAsia="Charis SIL Regular"/>
           <w:b w:val="0"/>
           <w:i w:val="0"/>
           <w:color w:val="000000"/>
           <w:sz w:val="24"/>
         </w:rPr>
-        <w:hyperlink r:id="rId11" w:history="1">
-          <w:r>
-            <w:rPr>
-              <w:rStyle w:val="Hyperlink"/>
-            </w:rPr>
-            <w:t xml:space="preserve"> and</w:t>
-          </w:r>
-        </w:hyperlink>
-      </w:r>
-      <w:r>
-        <w:rPr>
-          <w:u w:val="single" w:color="0000ff"/>
-          <w:rFonts w:ascii="Charis SIL Regular" w:hAnsi="Charis SIL Regular" w:eastAsia="Charis SIL Regular"/>
-          <w:b w:val="0"/>
-          <w:i w:val="0"/>
-          <w:color w:val="000000"/>
-          <w:sz w:val="24"/>
-        </w:rPr>
-        <w:t xml:space="preserve"> </w:t>
+        <w:t xml:space="preserve"> and </w:t>
       </w:r>
       <w:r>
         <w:rPr>
@@ -853,7 +809,7 @@
           <w:sz w:val="24"/>
           <w:u w:val="single"/>
         </w:rPr>
-        <w:hyperlink r:id="rId13" w:history="1">
+        <w:hyperlink r:id="rId11" w:history="1">
           <w:r>
             <w:rPr>
               <w:rStyle w:val="Hyperlink"/>
@@ -938,7 +894,25 @@
           <w:color w:val="000000"/>
           <w:sz w:val="24"/>
         </w:rPr>
-        <w:t xml:space="preserve">Hague, the stores </w:t>
+        <w:t>Hague, the stor</w:t>
+      </w:r>
+      <w:r>
+        <w:rPr>
+          <w:u w:val="single" w:color="0000ff"/>
+          <w:rFonts w:ascii="Charis SIL Regular" w:hAnsi="Charis SIL Regular" w:eastAsia="Charis SIL Regular"/>
+          <w:b w:val="0"/>
+          <w:i w:val="0"/>
+          <w:color w:val="000000"/>
+          <w:sz w:val="24"/>
+        </w:rPr>
+        <w:hyperlink r:id="rId12" w:history="1">
+          <w:r>
+            <w:rPr>
+              <w:rStyle w:val="Hyperlink"/>
+            </w:rPr>
+            <w:t xml:space="preserve">es </w:t>
+          </w:r>
+        </w:hyperlink>
       </w:r>
       <w:r>
         <w:rPr>
@@ -1032,7 +1006,7 @@
           <w:sz w:val="24"/>
           <w:u w:val="single"/>
         </w:rPr>
-        <w:hyperlink r:id="rId12" w:history="1">
+        <w:hyperlink r:id="rId14" w:history="1">
           <w:r>
             <w:rPr>
               <w:rStyle w:val="Hyperlink"/>
@@ -1050,7 +1024,7 @@
           <w:sz w:val="24"/>
           <w:u w:val="single"/>
         </w:rPr>
-        <w:hyperlink r:id="rId12" w:history="1">
+        <w:hyperlink r:id="rId14" w:history="1">
           <w:r>
             <w:rPr>
               <w:rStyle w:val="Hyperlink"/>
@@ -1191,6 +1165,7 @@
       </w:r>
       <w:r>
         <w:rPr>
+          <w:u w:val="single" w:color="0000ff"/>
           <w:rFonts w:ascii="Charis SIL Regular" w:hAnsi="Charis SIL Regular" w:eastAsia="Charis SIL Regular"/>
           <w:b w:val="0"/>
           <w:i w:val="0"/>
@@ -1244,7 +1219,7 @@
           <w:sz w:val="24"/>
           <w:u w:val="single"/>
         </w:rPr>
-        <w:hyperlink r:id="rId15" w:history="1">
+        <w:hyperlink r:id="rId13" w:history="1">
           <w:r>
             <w:rPr>
               <w:rStyle w:val="Hyperlink"/>
@@ -1273,7 +1248,7 @@
           <w:sz w:val="24"/>
           <w:u w:val="single"/>
         </w:rPr>
-        <w:hyperlink r:id="rId15" w:history="1">
+        <w:hyperlink r:id="rId13" w:history="1">
           <w:r>
             <w:rPr>
               <w:rStyle w:val="Hyperlink"/>
@@ -1291,7 +1266,7 @@
           <w:sz w:val="24"/>
           <w:u w:val="single"/>
         </w:rPr>
-        <w:hyperlink r:id="rId15" w:history="1">
+        <w:hyperlink r:id="rId13" w:history="1">
           <w:r>
             <w:rPr>
               <w:rStyle w:val="Hyperlink"/>
@@ -1595,7 +1570,61 @@
           <w:color w:val="000000"/>
           <w:sz w:val="24"/>
         </w:rPr>
-        <w:t xml:space="preserve">, a trading company that operated in </w:t>
+        <w:t>, a trading compan</w:t>
+      </w:r>
+      <w:r>
+        <w:rPr>
+          <w:u w:val="single" w:color="0000ff"/>
+          <w:rFonts w:ascii="Charis SIL Regular" w:hAnsi="Charis SIL Regular" w:eastAsia="Charis SIL Regular"/>
+          <w:b w:val="0"/>
+          <w:i w:val="0"/>
+          <w:color w:val="000000"/>
+          <w:sz w:val="24"/>
+        </w:rPr>
+        <w:hyperlink r:id="rId16" w:history="1">
+          <w:r>
+            <w:rPr>
+              <w:rStyle w:val="Hyperlink"/>
+            </w:rPr>
+            <w:t>y that o</w:t>
+          </w:r>
+        </w:hyperlink>
+      </w:r>
+      <w:r>
+        <w:rPr>
+          <w:u w:val="single" w:color="0000ff"/>
+          <w:rFonts w:ascii="Charis SIL Regular" w:hAnsi="Charis SIL Regular" w:eastAsia="Charis SIL Regular"/>
+          <w:b w:val="0"/>
+          <w:i w:val="0"/>
+          <w:color w:val="000000"/>
+          <w:sz w:val="24"/>
+        </w:rPr>
+        <w:hyperlink r:id="rId16" w:history="1">
+          <w:r>
+            <w:rPr>
+              <w:rStyle w:val="Hyperlink"/>
+            </w:rPr>
+            <w:t>p</w:t>
+          </w:r>
+        </w:hyperlink>
+      </w:r>
+      <w:r>
+        <w:rPr>
+          <w:u w:val="single" w:color="0000ff"/>
+          <w:rFonts w:ascii="Charis SIL Regular" w:hAnsi="Charis SIL Regular" w:eastAsia="Charis SIL Regular"/>
+          <w:b w:val="0"/>
+          <w:i w:val="0"/>
+          <w:color w:val="000000"/>
+          <w:sz w:val="24"/>
+        </w:rPr>
+        <w:hyperlink r:id="rId16" w:history="1">
+          <w:r>
+            <w:rPr>
+              <w:rStyle w:val="Hyperlink"/>
+            </w:rPr>
+            <w:t xml:space="preserve">erated in </w:t>
+          </w:r>
+        </w:hyperlink>
       </w:r>
       <w:r>
         <w:rPr>
@@ -1606,7 +1635,7 @@
           <w:sz w:val="24"/>
           <w:u w:val="single"/>
         </w:rPr>
-        <w:hyperlink r:id="rId17" w:history="1">
+        <w:hyperlink r:id="rId16" w:history="1">
           <w:r>
             <w:rPr>
               <w:rStyle w:val="Hyperlink"/>
@@ -1624,7 +1653,7 @@
           <w:sz w:val="24"/>
           <w:u w:val="single"/>
         </w:rPr>
-        <w:hyperlink r:id="rId17" w:history="1">
+        <w:hyperlink r:id="rId16" w:history="1">
           <w:r>
             <w:rPr>
               <w:rStyle w:val="Hyperlink"/>
@@ -1642,7 +1671,7 @@
           <w:sz w:val="24"/>
           <w:u w:val="single"/>
         </w:rPr>
-        <w:hyperlink r:id="rId17" w:history="1">
+        <w:hyperlink r:id="rId16" w:history="1">
           <w:r>
             <w:rPr>
               <w:rStyle w:val="Hyperlink"/>
@@ -1700,13 +1729,31 @@
       </w:r>
       <w:r>
         <w:rPr>
+          <w:u w:val="single" w:color="0000ff"/>
           <w:rFonts w:ascii="Charis SIL Regular" w:hAnsi="Charis SIL Regular" w:eastAsia="Charis SIL Regular"/>
           <w:b w:val="0"/>
           <w:i w:val="0"/>
           <w:color w:val="000000"/>
           <w:sz w:val="24"/>
         </w:rPr>
-        <w:t xml:space="preserve">. A large number </w:t>
+        <w:hyperlink r:id="rId16" w:history="1">
+          <w:r>
+            <w:rPr>
+              <w:rStyle w:val="Hyperlink"/>
+            </w:rPr>
+            <w:t>. A large nu</w:t>
+          </w:r>
+        </w:hyperlink>
+      </w:r>
+      <w:r>
+        <w:rPr>
+          <w:rFonts w:ascii="Charis SIL Regular" w:hAnsi="Charis SIL Regular" w:eastAsia="Charis SIL Regular"/>
+          <w:b w:val="0"/>
+          <w:i w:val="0"/>
+          <w:color w:val="000000"/>
+          <w:sz w:val="24"/>
+        </w:rPr>
+        <w:t xml:space="preserve">mber </w:t>
       </w:r>
       <w:r>
         <w:rPr>
@@ -4382,7 +4429,7 @@
           <w:sz w:val="24"/>
           <w:u w:val="single"/>
         </w:rPr>
-        <w:hyperlink r:id="rId26" w:history="1">
+        <w:hyperlink r:id="rId27" w:history="1">
           <w:r>
             <w:rPr>
               <w:rStyle w:val="Hyperlink"/>
